--- a/coach-stats-guide.docx
+++ b/coach-stats-guide.docx
@@ -600,6 +600,62 @@
     </w:p>
     <w:p>
       <w:pPr>
+        <w:spacing w:after="24"/>
+        <w:ind w:left="604"/>
+      </w:pPr>
+      <w:r>
+        <w:rPr>
+          <w:color w:val="444444"/>
+          <w:sz w:val="20"/>
+          <w:szCs w:val="20"/>
+        </w:rPr>
+        <w:t xml:space="preserve">Building your squad</w:t>
+      </w:r>
+    </w:p>
+    <w:p>
+      <w:pPr>
+        <w:spacing w:after="24"/>
+        <w:ind w:left="604"/>
+      </w:pPr>
+      <w:r>
+        <w:rPr>
+          <w:color w:val="444444"/>
+          <w:sz w:val="20"/>
+          <w:szCs w:val="20"/>
+        </w:rPr>
+        <w:t xml:space="preserve">Managing multiple squads</w:t>
+      </w:r>
+    </w:p>
+    <w:p>
+      <w:pPr>
+        <w:spacing w:after="24"/>
+        <w:ind w:left="604"/>
+      </w:pPr>
+      <w:r>
+        <w:rPr>
+          <w:color w:val="444444"/>
+          <w:sz w:val="20"/>
+          <w:szCs w:val="20"/>
+        </w:rPr>
+        <w:t xml:space="preserve">Training sessions</w:t>
+      </w:r>
+    </w:p>
+    <w:p>
+      <w:pPr>
+        <w:spacing w:after="24"/>
+        <w:ind w:left="604"/>
+      </w:pPr>
+      <w:r>
+        <w:rPr>
+          <w:color w:val="444444"/>
+          <w:sz w:val="20"/>
+          <w:szCs w:val="20"/>
+        </w:rPr>
+        <w:t xml:space="preserve">Trials</w:t>
+      </w:r>
+    </w:p>
+    <w:p>
+      <w:pPr>
         <w:spacing w:after="40" w:before="130"/>
       </w:pPr>
       <w:r>
@@ -798,7 +854,7 @@
     </w:p>
     <w:p>
       <w:pPr>
-        <w:spacing w:after="0" w:before="130"/>
+        <w:spacing w:after="40" w:before="130"/>
       </w:pPr>
       <w:r>
         <w:rPr>
@@ -809,6 +865,100 @@
           <w:szCs w:val="22"/>
         </w:rPr>
         <w:t xml:space="preserve">10.  </w:t>
+      </w:r>
+      <w:r>
+        <w:rPr>
+          <w:b/>
+          <w:bCs/>
+          <w:sz w:val="22"/>
+          <w:szCs w:val="22"/>
+        </w:rPr>
+        <w:t xml:space="preserve">Tactics Board</w:t>
+      </w:r>
+    </w:p>
+    <w:p>
+      <w:pPr>
+        <w:spacing w:after="24"/>
+        <w:ind w:left="604"/>
+      </w:pPr>
+      <w:r>
+        <w:rPr>
+          <w:color w:val="444444"/>
+          <w:sz w:val="20"/>
+          <w:szCs w:val="20"/>
+        </w:rPr>
+        <w:t xml:space="preserve">Categories and the library</w:t>
+      </w:r>
+    </w:p>
+    <w:p>
+      <w:pPr>
+        <w:spacing w:after="24"/>
+        <w:ind w:left="604"/>
+      </w:pPr>
+      <w:r>
+        <w:rPr>
+          <w:color w:val="444444"/>
+          <w:sz w:val="20"/>
+          <w:szCs w:val="20"/>
+        </w:rPr>
+        <w:t xml:space="preserve">Building a tactic</w:t>
+      </w:r>
+    </w:p>
+    <w:p>
+      <w:pPr>
+        <w:spacing w:after="24"/>
+        <w:ind w:left="604"/>
+      </w:pPr>
+      <w:r>
+        <w:rPr>
+          <w:color w:val="444444"/>
+          <w:sz w:val="20"/>
+          <w:szCs w:val="20"/>
+        </w:rPr>
+        <w:t xml:space="preserve">Undo, redo and saving</w:t>
+      </w:r>
+    </w:p>
+    <w:p>
+      <w:pPr>
+        <w:spacing w:after="24"/>
+        <w:ind w:left="604"/>
+      </w:pPr>
+      <w:r>
+        <w:rPr>
+          <w:color w:val="444444"/>
+          <w:sz w:val="20"/>
+          <w:szCs w:val="20"/>
+        </w:rPr>
+        <w:t xml:space="preserve">Presentation Mode</w:t>
+      </w:r>
+    </w:p>
+    <w:p>
+      <w:pPr>
+        <w:spacing w:after="24"/>
+        <w:ind w:left="604"/>
+      </w:pPr>
+      <w:r>
+        <w:rPr>
+          <w:color w:val="444444"/>
+          <w:sz w:val="20"/>
+          <w:szCs w:val="20"/>
+        </w:rPr>
+        <w:t xml:space="preserve">Sharing and exporting</w:t>
+      </w:r>
+    </w:p>
+    <w:p>
+      <w:pPr>
+        <w:spacing w:after="0" w:before="130"/>
+      </w:pPr>
+      <w:r>
+        <w:rPr>
+          <w:b/>
+          <w:bCs/>
+          <w:color w:val="126E32"/>
+          <w:sz w:val="22"/>
+          <w:szCs w:val="22"/>
+        </w:rPr>
+        <w:t xml:space="preserve">11.  </w:t>
       </w:r>
       <w:r>
         <w:rPr>
@@ -4215,160 +4365,7 @@
           <w:sz w:val="21"/>
           <w:szCs w:val="21"/>
         </w:rPr>
-        <w:t xml:space="preserve">The Squad tab holds 34 slots. Tap an empty slot to add a player with their name and position; tap an existing player to edit or remove them. Slot numbers are the shirt numbers used everywhere else in the app.</w:t>
-      </w:r>
-    </w:p>
-    <w:p>
-      <w:pPr>
-        <w:pStyle w:val="Heading2"/>
-        <w:spacing w:after="120" w:before="260"/>
-      </w:pPr>
-      <w:r>
-        <w:t xml:space="preserve">Training sessions</w:t>
-      </w:r>
-    </w:p>
-    <w:p>
-      <w:pPr>
-        <w:spacing w:after="120" w:line="280"/>
-      </w:pPr>
-      <w:r>
-        <w:rPr>
-          <w:sz w:val="21"/>
-          <w:szCs w:val="21"/>
-        </w:rPr>
-        <w:t xml:space="preserve">Squad → Training records sessions, attendance and player wellness. The Readiness Dashboard summarises how the panel is travelling.</w:t>
-      </w:r>
-    </w:p>
-    <w:p>
-      <w:pPr>
-        <w:spacing w:after="120" w:line="280"/>
-      </w:pPr>
-      <w:r>
-        <w:rPr>
-          <w:sz w:val="21"/>
-          <w:szCs w:val="21"/>
-        </w:rPr>
-        <w:t xml:space="preserve">Wellness can be collected from players directly through a personal link, so they self-report rather than you chasing it.</w:t>
-      </w:r>
-    </w:p>
-    <w:p>
-      <w:pPr>
-        <w:pStyle w:val="Heading2"/>
-        <w:spacing w:after="120" w:before="260"/>
-      </w:pPr>
-      <w:r>
-        <w:t xml:space="preserve">Trials</w:t>
-      </w:r>
-    </w:p>
-    <w:p>
-      <w:pPr>
-        <w:spacing w:after="120" w:line="280"/>
-      </w:pPr>
-      <w:r>
-        <w:rPr>
-          <w:sz w:val="21"/>
-          <w:szCs w:val="21"/>
-        </w:rPr>
-        <w:t xml:space="preserve">Squad → Trial runs trial sessions with structured grading, including a link that lets other coaches grade players on their own phones.</w:t>
-      </w:r>
-    </w:p>
-    <w:p>
-      <w:r>
-        <w:br w:type="page"/>
-      </w:r>
-    </w:p>
-    <w:p>
-      <w:pPr>
-        <w:pStyle w:val="Heading1"/>
-        <w:spacing w:after="160" w:before="320"/>
-      </w:pPr>
-      <w:r>
-        <w:t xml:space="preserve">7. Video Analysis</w:t>
-      </w:r>
-    </w:p>
-    <w:p>
-      <w:pPr>
-        <w:spacing w:after="120" w:line="280"/>
-      </w:pPr>
-      <w:r>
-        <w:rPr>
-          <w:sz w:val="21"/>
-          <w:szCs w:val="21"/>
-        </w:rPr>
-        <w:t xml:space="preserve">Coach Stats can attach video to a match and let you tag clips against it.</w:t>
-      </w:r>
-    </w:p>
-    <w:p>
-      <w:pPr>
-        <w:pStyle w:val="Heading2"/>
-        <w:spacing w:after="120" w:before="260"/>
-      </w:pPr>
-      <w:r>
-        <w:t xml:space="preserve">Adding video</w:t>
-      </w:r>
-    </w:p>
-    <w:p>
-      <w:pPr>
-        <w:spacing w:after="120" w:line="280"/>
-      </w:pPr>
-      <w:r>
-        <w:rPr>
-          <w:sz w:val="21"/>
-          <w:szCs w:val="21"/>
-        </w:rPr>
-        <w:t xml:space="preserve">From History, tap Video on a match card, or start a video-first analysis from scratch. You have two options:</w:t>
-      </w:r>
-    </w:p>
-    <w:p>
-      <w:pPr>
-        <w:pStyle w:val="ListParagraph"/>
-        <w:numPr>
-          <w:ilvl w:val="0"/>
-          <w:numId w:val="5"/>
-        </w:numPr>
-        <w:spacing w:after="70" w:line="270"/>
-      </w:pPr>
-      <w:r>
-        <w:rPr>
-          <w:b/>
-          <w:bCs/>
-          <w:sz w:val="21"/>
-          <w:szCs w:val="21"/>
-        </w:rPr>
-        <w:t xml:space="preserve">Paste Link</w:t>
-      </w:r>
-      <w:r>
-        <w:rPr>
-          <w:sz w:val="21"/>
-          <w:szCs w:val="21"/>
-        </w:rPr>
-        <w:t xml:space="preserve"> — a YouTube link or a direct MP4 URL</w:t>
-      </w:r>
-    </w:p>
-    <w:p>
-      <w:pPr>
-        <w:pStyle w:val="ListParagraph"/>
-        <w:numPr>
-          <w:ilvl w:val="0"/>
-          <w:numId w:val="5"/>
-        </w:numPr>
-        <w:spacing w:after="70" w:line="270"/>
-      </w:pPr>
-      <w:r>
-        <w:rPr>
-          <w:b/>
-          <w:bCs/>
-          <w:sz w:val="21"/>
-          <w:szCs w:val="21"/>
-        </w:rPr>
-        <w:t xml:space="preserve">Upload File</w:t>
-      </w:r>
-      <w:r>
-        <w:rPr>
-          <w:sz w:val="21"/>
-          <w:szCs w:val="21"/>
-        </w:rPr>
-        <w:t xml:space="preserve"> — choose a video file from your device — the upload shows progress as it goes</w:t>
+        <w:t xml:space="preserve">The Squad tab holds 34 slots. Tap an empty slot to add a player with their name and position; tap an existing player to edit them, or Remove Player to clear the slot. Slot numbers are the shirt numbers used everywhere else in the app. Positions are: Goalkeeper, Corner Back, Full Back, Wing Half Back, Centre Half Back, Midfield, Wing Half Forward, Centre Half Forward, Corner Forward and Full Forward.</w:t>
       </w:r>
     </w:p>
     <w:p>
@@ -4387,7 +4384,7 @@
           <w:sz w:val="20"/>
           <w:szCs w:val="20"/>
         </w:rPr>
-        <w:t xml:space="preserve">Uploads are capped at 500MB per file. Full match footage can be larger than that, so trimming or compressing first is usually wise, and a link avoids the upload entirely.</w:t>
+        <w:t xml:space="preserve">Removing a player from a slot is different from deleting a whole squad — see Managing multiple squads below.</w:t>
       </w:r>
     </w:p>
     <w:p>
@@ -4396,19 +4393,121 @@
         <w:spacing w:after="120" w:before="260"/>
       </w:pPr>
       <w:r>
-        <w:t xml:space="preserve">Working with clips</w:t>
-      </w:r>
-    </w:p>
-    <w:p>
-      <w:pPr>
-        <w:spacing w:after="120" w:line="280"/>
-      </w:pPr>
-      <w:r>
-        <w:rPr>
-          <w:sz w:val="21"/>
-          <w:szCs w:val="21"/>
-        </w:rPr>
-        <w:t xml:space="preserve">Once the video is loaded you can tag moments as you watch, and jump back to them later. Clips are stored with the match, so the footage and the statistics stay together.</w:t>
+        <w:t xml:space="preserve">Managing multiple squads</w:t>
+      </w:r>
+    </w:p>
+    <w:p>
+      <w:pPr>
+        <w:spacing w:after="120" w:line="280"/>
+      </w:pPr>
+      <w:r>
+        <w:rPr>
+          <w:sz w:val="21"/>
+          <w:szCs w:val="21"/>
+        </w:rPr>
+        <w:t xml:space="preserve">Club accounts running more than one squad see a Manage Squads button in the Squad tab's header — the same list is also reachable from the Club dashboard. From there you can switch which squad you're viewing, or delete a squad you no longer need. Deleting is admin-only and asks for confirmation first; if you delete the squad you were currently viewing, the roster clears back to empty slots rather than showing stale data.</w:t>
+      </w:r>
+    </w:p>
+    <w:p>
+      <w:pPr>
+        <w:spacing w:after="120" w:line="280"/>
+      </w:pPr>
+      <w:r>
+        <w:rPr>
+          <w:sz w:val="21"/>
+          <w:szCs w:val="21"/>
+        </w:rPr>
+        <w:t xml:space="preserve">A player can be part of more than one squad — useful for a talented minor who's also training with the seniors. On an empty slot, tap ↓ Add Existing Player From Another Squad and pick them from wherever else in the club they're already named. Their name and position copy across, and a 🔗 badge marks both copies as the same person. Editing their name afterward keeps the link; each squad still tracks that player's own stats separately, though — this links who they are, not their season figures across squads.</w:t>
+      </w:r>
+    </w:p>
+    <w:p>
+      <w:pPr>
+        <w:pStyle w:val="Heading2"/>
+        <w:spacing w:after="120" w:before="260"/>
+      </w:pPr>
+      <w:r>
+        <w:t xml:space="preserve">Training sessions</w:t>
+      </w:r>
+    </w:p>
+    <w:p>
+      <w:pPr>
+        <w:spacing w:after="120" w:line="280"/>
+      </w:pPr>
+      <w:r>
+        <w:rPr>
+          <w:sz w:val="21"/>
+          <w:szCs w:val="21"/>
+        </w:rPr>
+        <w:t xml:space="preserve">Squad → Training records sessions, attendance and player wellness. The Readiness Dashboard summarises how the panel is travelling.</w:t>
+      </w:r>
+    </w:p>
+    <w:p>
+      <w:pPr>
+        <w:spacing w:after="120" w:line="280"/>
+      </w:pPr>
+      <w:r>
+        <w:rPr>
+          <w:sz w:val="21"/>
+          <w:szCs w:val="21"/>
+        </w:rPr>
+        <w:t xml:space="preserve">Wellness can be collected from players directly through a personal link, so they self-report rather than you chasing it.</w:t>
+      </w:r>
+    </w:p>
+    <w:p>
+      <w:pPr>
+        <w:pStyle w:val="Heading2"/>
+        <w:spacing w:after="120" w:before="260"/>
+      </w:pPr>
+      <w:r>
+        <w:t xml:space="preserve">Trials</w:t>
+      </w:r>
+    </w:p>
+    <w:p>
+      <w:pPr>
+        <w:spacing w:after="120" w:line="280"/>
+      </w:pPr>
+      <w:r>
+        <w:rPr>
+          <w:sz w:val="21"/>
+          <w:szCs w:val="21"/>
+        </w:rPr>
+        <w:t xml:space="preserve">Club button → Trial runs trial sessions with structured grading, including a link that lets other coaches grade players on their own phones. Each trialist records their position, age group (U14, U16, Minor, U20 or Senior) and which club they're currently with.</w:t>
+      </w:r>
+    </w:p>
+    <w:p>
+      <w:pPr>
+        <w:spacing w:after="120" w:line="280"/>
+      </w:pPr>
+      <w:r>
+        <w:rPr>
+          <w:sz w:val="21"/>
+          <w:szCs w:val="21"/>
+        </w:rPr>
+        <w:t xml:space="preserve">Grading covers an overall 1–10 score, attendance and invite-back decision, plus an optional Physical Testing &amp; Skills panel — sprint times, jumps, aerobic and agility numbers, and position-relevant technical ratings. Goalkeeping-specific tests appear automatically for anyone listed as Goalkeeper, and stay hidden for everyone else.</w:t>
+      </w:r>
+    </w:p>
+    <w:p>
+      <w:pPr>
+        <w:spacing w:after="120" w:line="280"/>
+      </w:pPr>
+      <w:r>
+        <w:rPr>
+          <w:sz w:val="21"/>
+          <w:szCs w:val="21"/>
+        </w:rPr>
+        <w:t xml:space="preserve">When trialists play internal matches, a session's ▼ Assign Teams splits them across Team A–D with a jersey number each. The By Match tab shows a 2×2 team grid built from whichever match is most recently selected — tap more than one match pill to compare form, and each trialist's score becomes the average across whichever matches are selected.</w:t>
+      </w:r>
+    </w:p>
+    <w:p>
+      <w:pPr>
+        <w:spacing w:after="120" w:line="280"/>
+      </w:pPr>
+      <w:r>
+        <w:rPr>
+          <w:sz w:val="21"/>
+          <w:szCs w:val="21"/>
+        </w:rPr>
+        <w:t xml:space="preserve">Rankings → tap a trialist → Promote assigns them a squad slot directly. The PDF report includes rankings with club and age group, plus physical testing and technical skills tables.</w:t>
       </w:r>
     </w:p>
     <w:p>
@@ -4422,19 +4521,19 @@
         <w:spacing w:after="160" w:before="320"/>
       </w:pPr>
       <w:r>
-        <w:t xml:space="preserve">8. Live Share</w:t>
-      </w:r>
-    </w:p>
-    <w:p>
-      <w:pPr>
-        <w:spacing w:after="120" w:line="280"/>
-      </w:pPr>
-      <w:r>
-        <w:rPr>
-          <w:sz w:val="21"/>
-          <w:szCs w:val="21"/>
-        </w:rPr>
-        <w:t xml:space="preserve">Recording and managing a team at the same time is difficult. Live Share lets someone else do the recording while you follow the numbers on your own phone — or lets a selector or supporter follow along.</w:t>
+        <w:t xml:space="preserve">7. Video Analysis</w:t>
+      </w:r>
+    </w:p>
+    <w:p>
+      <w:pPr>
+        <w:spacing w:after="120" w:line="280"/>
+      </w:pPr>
+      <w:r>
+        <w:rPr>
+          <w:sz w:val="21"/>
+          <w:szCs w:val="21"/>
+        </w:rPr>
+        <w:t xml:space="preserve">Coach Stats can attach video to a match and let you tag clips against it.</w:t>
       </w:r>
     </w:p>
     <w:p>
@@ -4443,100 +4542,19 @@
         <w:spacing w:after="120" w:before="260"/>
       </w:pPr>
       <w:r>
-        <w:t xml:space="preserve">Starting a share</w:t>
-      </w:r>
-    </w:p>
-    <w:p>
-      <w:pPr>
-        <w:pStyle w:val="ListParagraph"/>
-        <w:numPr>
-          <w:ilvl w:val="0"/>
-          <w:numId w:val="8"/>
-        </w:numPr>
-        <w:spacing w:after="70" w:line="270"/>
-      </w:pPr>
-      <w:r>
-        <w:rPr>
-          <w:sz w:val="21"/>
-          <w:szCs w:val="21"/>
-        </w:rPr>
-        <w:t xml:space="preserve">On the Record tab, tap Share Live.</w:t>
-      </w:r>
-    </w:p>
-    <w:p>
-      <w:pPr>
-        <w:pStyle w:val="ListParagraph"/>
-        <w:numPr>
-          <w:ilvl w:val="0"/>
-          <w:numId w:val="8"/>
-        </w:numPr>
-        <w:spacing w:after="70" w:line="270"/>
-      </w:pPr>
-      <w:r>
-        <w:rPr>
-          <w:sz w:val="21"/>
-          <w:szCs w:val="21"/>
-        </w:rPr>
-        <w:t xml:space="preserve">A six-character code appears — for example K7QM2P.</w:t>
-      </w:r>
-    </w:p>
-    <w:p>
-      <w:pPr>
-        <w:pStyle w:val="ListParagraph"/>
-        <w:numPr>
-          <w:ilvl w:val="0"/>
-          <w:numId w:val="8"/>
-        </w:numPr>
-        <w:spacing w:after="70" w:line="270"/>
-      </w:pPr>
-      <w:r>
-        <w:rPr>
-          <w:sz w:val="21"/>
-          <w:szCs w:val="21"/>
-        </w:rPr>
-        <w:t xml:space="preserve">Tap Share link to send it, or read the code out.</w:t>
-      </w:r>
-    </w:p>
-    <w:p>
-      <w:pPr>
-        <w:pStyle w:val="Heading2"/>
-        <w:spacing w:after="120" w:before="260"/>
-      </w:pPr>
-      <w:r>
-        <w:t xml:space="preserve">Following a match</w:t>
-      </w:r>
-    </w:p>
-    <w:p>
-      <w:pPr>
-        <w:spacing w:after="120" w:line="280"/>
-      </w:pPr>
-      <w:r>
-        <w:rPr>
-          <w:sz w:val="21"/>
-          <w:szCs w:val="21"/>
-        </w:rPr>
-        <w:t xml:space="preserve">Open the link you were sent. It is a read-only view showing the score, the clock and half, possession, shooting conversion, kickout retention, ball won and lost, top scorers, and the last events recorded.</w:t>
-      </w:r>
-    </w:p>
-    <w:p>
-      <w:pPr>
-        <w:spacing w:after="120" w:line="280"/>
-      </w:pPr>
-      <w:r>
-        <w:rPr>
-          <w:sz w:val="21"/>
-          <w:szCs w:val="21"/>
-        </w:rPr>
-        <w:t xml:space="preserve">It refreshes every ten seconds. If the recorder loses signal, the view says so plainly rather than quietly showing stale numbers.</w:t>
-      </w:r>
-    </w:p>
-    <w:p>
-      <w:pPr>
-        <w:pStyle w:val="Heading2"/>
-        <w:spacing w:after="120" w:before="260"/>
-      </w:pPr>
-      <w:r>
-        <w:t xml:space="preserve">Worth knowing</w:t>
+        <w:t xml:space="preserve">Adding video</w:t>
+      </w:r>
+    </w:p>
+    <w:p>
+      <w:pPr>
+        <w:spacing w:after="120" w:line="280"/>
+      </w:pPr>
+      <w:r>
+        <w:rPr>
+          <w:sz w:val="21"/>
+          <w:szCs w:val="21"/>
+        </w:rPr>
+        <w:t xml:space="preserve">From History, tap Video on a match card, or start a video-first analysis from scratch. You have two options:</w:t>
       </w:r>
     </w:p>
     <w:p>
@@ -4550,10 +4568,19 @@
       </w:pPr>
       <w:r>
         <w:rPr>
-          <w:sz w:val="21"/>
-          <w:szCs w:val="21"/>
-        </w:rPr>
-        <w:t xml:space="preserve">One person records; any number can watch. Two people cannot record the same match.</w:t>
+          <w:b/>
+          <w:bCs/>
+          <w:sz w:val="21"/>
+          <w:szCs w:val="21"/>
+        </w:rPr>
+        <w:t xml:space="preserve">Paste Link</w:t>
+      </w:r>
+      <w:r>
+        <w:rPr>
+          <w:sz w:val="21"/>
+          <w:szCs w:val="21"/>
+        </w:rPr>
+        <w:t xml:space="preserve"> — a YouTube link or a direct MP4 URL</w:t>
       </w:r>
     </w:p>
     <w:p>
@@ -4567,44 +4594,19 @@
       </w:pPr>
       <w:r>
         <w:rPr>
-          <w:sz w:val="21"/>
-          <w:szCs w:val="21"/>
-        </w:rPr>
-        <w:t xml:space="preserve">Viewers cannot change anything.</w:t>
-      </w:r>
-    </w:p>
-    <w:p>
-      <w:pPr>
-        <w:pStyle w:val="ListParagraph"/>
-        <w:numPr>
-          <w:ilvl w:val="0"/>
-          <w:numId w:val="5"/>
-        </w:numPr>
-        <w:spacing w:after="70" w:line="270"/>
-      </w:pPr>
-      <w:r>
-        <w:rPr>
-          <w:sz w:val="21"/>
-          <w:szCs w:val="21"/>
-        </w:rPr>
-        <w:t xml:space="preserve">The share ends automatically at Full Time, or tap Stop.</w:t>
-      </w:r>
-    </w:p>
-    <w:p>
-      <w:pPr>
-        <w:pStyle w:val="ListParagraph"/>
-        <w:numPr>
-          <w:ilvl w:val="0"/>
-          <w:numId w:val="5"/>
-        </w:numPr>
-        <w:spacing w:after="70" w:line="270"/>
-      </w:pPr>
-      <w:r>
-        <w:rPr>
-          <w:sz w:val="21"/>
-          <w:szCs w:val="21"/>
-        </w:rPr>
-        <w:t xml:space="preserve">Sharing never slows recording — if the connection drops, the match keeps recording locally and catches up.</w:t>
+          <w:b/>
+          <w:bCs/>
+          <w:sz w:val="21"/>
+          <w:szCs w:val="21"/>
+        </w:rPr>
+        <w:t xml:space="preserve">Upload File</w:t>
+      </w:r>
+      <w:r>
+        <w:rPr>
+          <w:sz w:val="21"/>
+          <w:szCs w:val="21"/>
+        </w:rPr>
+        <w:t xml:space="preserve"> — choose a video file from your device — the upload shows progress as it goes</w:t>
       </w:r>
     </w:p>
     <w:p>
@@ -4623,7 +4625,28 @@
           <w:sz w:val="20"/>
           <w:szCs w:val="20"/>
         </w:rPr>
-        <w:t xml:space="preserve">Anyone with the code can view while the match is live. That is fine for a club game, but it is not private in a strong sense — avoid putting anything sensitive in match notes while sharing.</w:t>
+        <w:t xml:space="preserve">Uploads are capped at 500MB per file. Full match footage can be larger than that, so trimming or compressing first is usually wise, and a link avoids the upload entirely.</w:t>
+      </w:r>
+    </w:p>
+    <w:p>
+      <w:pPr>
+        <w:pStyle w:val="Heading2"/>
+        <w:spacing w:after="120" w:before="260"/>
+      </w:pPr>
+      <w:r>
+        <w:t xml:space="preserve">Working with clips</w:t>
+      </w:r>
+    </w:p>
+    <w:p>
+      <w:pPr>
+        <w:spacing w:after="120" w:line="280"/>
+      </w:pPr>
+      <w:r>
+        <w:rPr>
+          <w:sz w:val="21"/>
+          <w:szCs w:val="21"/>
+        </w:rPr>
+        <w:t xml:space="preserve">Once the video is loaded you can tag moments as you watch, and jump back to them later. Clips are stored with the match, so the footage and the statistics stay together.</w:t>
       </w:r>
     </w:p>
     <w:p>
@@ -4637,19 +4660,19 @@
         <w:spacing w:after="160" w:before="320"/>
       </w:pPr>
       <w:r>
-        <w:t xml:space="preserve">9. Clubs and Sharing</w:t>
-      </w:r>
-    </w:p>
-    <w:p>
-      <w:pPr>
-        <w:spacing w:after="120" w:line="280"/>
-      </w:pPr>
-      <w:r>
-        <w:rPr>
-          <w:sz w:val="21"/>
-          <w:szCs w:val="21"/>
-        </w:rPr>
-        <w:t xml:space="preserve">Coach Stats works for an individual coach or for a whole club.</w:t>
+        <w:t xml:space="preserve">8. Live Share</w:t>
+      </w:r>
+    </w:p>
+    <w:p>
+      <w:pPr>
+        <w:spacing w:after="120" w:line="280"/>
+      </w:pPr>
+      <w:r>
+        <w:rPr>
+          <w:sz w:val="21"/>
+          <w:szCs w:val="21"/>
+        </w:rPr>
+        <w:t xml:space="preserve">Recording and managing a team at the same time is difficult. Live Share lets someone else do the recording while you follow the numbers on your own phone — or lets a selector or supporter follow along.</w:t>
       </w:r>
     </w:p>
     <w:p>
@@ -4658,58 +4681,58 @@
         <w:spacing w:after="120" w:before="260"/>
       </w:pPr>
       <w:r>
-        <w:t xml:space="preserve">Setting up a club</w:t>
-      </w:r>
-    </w:p>
-    <w:p>
-      <w:pPr>
-        <w:pStyle w:val="ListParagraph"/>
-        <w:numPr>
-          <w:ilvl w:val="0"/>
-          <w:numId w:val="9"/>
-        </w:numPr>
-        <w:spacing w:after="70" w:line="270"/>
-      </w:pPr>
-      <w:r>
-        <w:rPr>
-          <w:sz w:val="21"/>
-          <w:szCs w:val="21"/>
-        </w:rPr>
-        <w:t xml:space="preserve">Tap the 🏟 button in the top bar.</w:t>
-      </w:r>
-    </w:p>
-    <w:p>
-      <w:pPr>
-        <w:pStyle w:val="ListParagraph"/>
-        <w:numPr>
-          <w:ilvl w:val="0"/>
-          <w:numId w:val="9"/>
-        </w:numPr>
-        <w:spacing w:after="70" w:line="270"/>
-      </w:pPr>
-      <w:r>
-        <w:rPr>
-          <w:sz w:val="21"/>
-          <w:szCs w:val="21"/>
-        </w:rPr>
-        <w:t xml:space="preserve">Choose Create Club, enter the club name and county, and confirm. You become the club administrator.</w:t>
-      </w:r>
-    </w:p>
-    <w:p>
-      <w:pPr>
-        <w:pStyle w:val="ListParagraph"/>
-        <w:numPr>
-          <w:ilvl w:val="0"/>
-          <w:numId w:val="9"/>
-        </w:numPr>
-        <w:spacing w:after="70" w:line="270"/>
-      </w:pPr>
-      <w:r>
-        <w:rPr>
-          <w:sz w:val="21"/>
-          <w:szCs w:val="21"/>
-        </w:rPr>
-        <w:t xml:space="preserve">Share the invite code with your other coaches.</w:t>
+        <w:t xml:space="preserve">Starting a share</w:t>
+      </w:r>
+    </w:p>
+    <w:p>
+      <w:pPr>
+        <w:pStyle w:val="ListParagraph"/>
+        <w:numPr>
+          <w:ilvl w:val="0"/>
+          <w:numId w:val="8"/>
+        </w:numPr>
+        <w:spacing w:after="70" w:line="270"/>
+      </w:pPr>
+      <w:r>
+        <w:rPr>
+          <w:sz w:val="21"/>
+          <w:szCs w:val="21"/>
+        </w:rPr>
+        <w:t xml:space="preserve">On the Record tab, tap Share Live.</w:t>
+      </w:r>
+    </w:p>
+    <w:p>
+      <w:pPr>
+        <w:pStyle w:val="ListParagraph"/>
+        <w:numPr>
+          <w:ilvl w:val="0"/>
+          <w:numId w:val="8"/>
+        </w:numPr>
+        <w:spacing w:after="70" w:line="270"/>
+      </w:pPr>
+      <w:r>
+        <w:rPr>
+          <w:sz w:val="21"/>
+          <w:szCs w:val="21"/>
+        </w:rPr>
+        <w:t xml:space="preserve">A six-character code appears — for example K7QM2P.</w:t>
+      </w:r>
+    </w:p>
+    <w:p>
+      <w:pPr>
+        <w:pStyle w:val="ListParagraph"/>
+        <w:numPr>
+          <w:ilvl w:val="0"/>
+          <w:numId w:val="8"/>
+        </w:numPr>
+        <w:spacing w:after="70" w:line="270"/>
+      </w:pPr>
+      <w:r>
+        <w:rPr>
+          <w:sz w:val="21"/>
+          <w:szCs w:val="21"/>
+        </w:rPr>
+        <w:t xml:space="preserve">Tap Share link to send it, or read the code out.</w:t>
       </w:r>
     </w:p>
     <w:p>
@@ -4718,19 +4741,31 @@
         <w:spacing w:after="120" w:before="260"/>
       </w:pPr>
       <w:r>
-        <w:t xml:space="preserve">Joining a club</w:t>
-      </w:r>
-    </w:p>
-    <w:p>
-      <w:pPr>
-        <w:spacing w:after="120" w:line="280"/>
-      </w:pPr>
-      <w:r>
-        <w:rPr>
-          <w:sz w:val="21"/>
-          <w:szCs w:val="21"/>
-        </w:rPr>
-        <w:t xml:space="preserve">Tap 🏟, choose Join Club and enter the invite code you were given.</w:t>
+        <w:t xml:space="preserve">Following a match</w:t>
+      </w:r>
+    </w:p>
+    <w:p>
+      <w:pPr>
+        <w:spacing w:after="120" w:line="280"/>
+      </w:pPr>
+      <w:r>
+        <w:rPr>
+          <w:sz w:val="21"/>
+          <w:szCs w:val="21"/>
+        </w:rPr>
+        <w:t xml:space="preserve">Open the link you were sent. It is a read-only view showing the score, the clock and half, possession, shooting conversion, kickout retention, ball won and lost, top scorers, and the last events recorded.</w:t>
+      </w:r>
+    </w:p>
+    <w:p>
+      <w:pPr>
+        <w:spacing w:after="120" w:line="280"/>
+      </w:pPr>
+      <w:r>
+        <w:rPr>
+          <w:sz w:val="21"/>
+          <w:szCs w:val="21"/>
+        </w:rPr>
+        <w:t xml:space="preserve">It refreshes every ten seconds. If the recorder loses signal, the view says so plainly rather than quietly showing stale numbers.</w:t>
       </w:r>
     </w:p>
     <w:p>
@@ -4739,19 +4774,7 @@
         <w:spacing w:after="120" w:before="260"/>
       </w:pPr>
       <w:r>
-        <w:t xml:space="preserve">Club reports</w:t>
-      </w:r>
-    </w:p>
-    <w:p>
-      <w:pPr>
-        <w:spacing w:after="120" w:line="280"/>
-      </w:pPr>
-      <w:r>
-        <w:rPr>
-          <w:sz w:val="21"/>
-          <w:szCs w:val="21"/>
-        </w:rPr>
-        <w:t xml:space="preserve">Tap the club button in the top bar, then Reports. The top of that tab ranks players by squad — with more than one squad on the go, a row of pills lets you narrow the view to just one, or leave it on All Squads to see every leaderboard stacked:</w:t>
+        <w:t xml:space="preserve">Worth knowing</w:t>
       </w:r>
     </w:p>
     <w:p>
@@ -4765,19 +4788,10 @@
       </w:pPr>
       <w:r>
         <w:rPr>
-          <w:b/>
-          <w:bCs/>
-          <w:sz w:val="21"/>
-          <w:szCs w:val="21"/>
-        </w:rPr>
-        <w:t xml:space="preserve">Top scorers</w:t>
-      </w:r>
-      <w:r>
-        <w:rPr>
-          <w:sz w:val="21"/>
-          <w:szCs w:val="21"/>
-        </w:rPr>
-        <w:t xml:space="preserve"> — total scored across saved matches</w:t>
+          <w:sz w:val="21"/>
+          <w:szCs w:val="21"/>
+        </w:rPr>
+        <w:t xml:space="preserve">One person records; any number can watch. Two people cannot record the same match.</w:t>
       </w:r>
     </w:p>
     <w:p>
@@ -4791,19 +4805,10 @@
       </w:pPr>
       <w:r>
         <w:rPr>
-          <w:b/>
-          <w:bCs/>
-          <w:sz w:val="21"/>
-          <w:szCs w:val="21"/>
-        </w:rPr>
-        <w:t xml:space="preserve">Scoring per match</w:t>
-      </w:r>
-      <w:r>
-        <w:rPr>
-          <w:sz w:val="21"/>
-          <w:szCs w:val="21"/>
-        </w:rPr>
-        <w:t xml:space="preserve"> — for players with at least two matches, so one good day does not top the list</w:t>
+          <w:sz w:val="21"/>
+          <w:szCs w:val="21"/>
+        </w:rPr>
+        <w:t xml:space="preserve">Viewers cannot change anything.</w:t>
       </w:r>
     </w:p>
     <w:p>
@@ -4817,19 +4822,10 @@
       </w:pPr>
       <w:r>
         <w:rPr>
-          <w:b/>
-          <w:bCs/>
-          <w:sz w:val="21"/>
-          <w:szCs w:val="21"/>
-        </w:rPr>
-        <w:t xml:space="preserve">Most accurate</w:t>
-      </w:r>
-      <w:r>
-        <w:rPr>
-          <w:sz w:val="21"/>
-          <w:szCs w:val="21"/>
-        </w:rPr>
-        <w:t xml:space="preserve"> — conversion rate, for players with at least five shots</w:t>
+          <w:sz w:val="21"/>
+          <w:szCs w:val="21"/>
+        </w:rPr>
+        <w:t xml:space="preserve">The share ends automatically at Full Time, or tap Stop.</w:t>
       </w:r>
     </w:p>
     <w:p>
@@ -4843,161 +4839,10 @@
       </w:pPr>
       <w:r>
         <w:rPr>
-          <w:b/>
-          <w:bCs/>
-          <w:sz w:val="21"/>
-          <w:szCs w:val="21"/>
-        </w:rPr>
-        <w:t xml:space="preserve">Free-taking</w:t>
-      </w:r>
-      <w:r>
-        <w:rPr>
-          <w:sz w:val="21"/>
-          <w:szCs w:val="21"/>
-        </w:rPr>
-        <w:t xml:space="preserve"> — conversion from frees, for players with at least three</w:t>
-      </w:r>
-    </w:p>
-    <w:p>
-      <w:pPr>
-        <w:pStyle w:val="ListParagraph"/>
-        <w:numPr>
-          <w:ilvl w:val="0"/>
-          <w:numId w:val="5"/>
-        </w:numPr>
-        <w:spacing w:after="70" w:line="270"/>
-      </w:pPr>
-      <w:r>
-        <w:rPr>
-          <w:b/>
-          <w:bCs/>
-          <w:sz w:val="21"/>
-          <w:szCs w:val="21"/>
-        </w:rPr>
-        <w:t xml:space="preserve">Most ball won</w:t>
-      </w:r>
-      <w:r>
-        <w:rPr>
-          <w:sz w:val="21"/>
-          <w:szCs w:val="21"/>
-        </w:rPr>
-        <w:t xml:space="preserve"> — work rate off the ball</w:t>
-      </w:r>
-    </w:p>
-    <w:p>
-      <w:pPr>
-        <w:pStyle w:val="ListParagraph"/>
-        <w:numPr>
-          <w:ilvl w:val="0"/>
-          <w:numId w:val="5"/>
-        </w:numPr>
-        <w:spacing w:after="70" w:line="270"/>
-      </w:pPr>
-      <w:r>
-        <w:rPr>
-          <w:b/>
-          <w:bCs/>
-          <w:sz w:val="21"/>
-          <w:szCs w:val="21"/>
-        </w:rPr>
-        <w:t xml:space="preserve">Most blocks</w:t>
-      </w:r>
-      <w:r>
-        <w:rPr>
-          <w:sz w:val="21"/>
-          <w:szCs w:val="21"/>
-        </w:rPr>
-        <w:t xml:space="preserve"> — shots stopped at the other end</w:t>
-      </w:r>
-    </w:p>
-    <w:p>
-      <w:pPr>
-        <w:pStyle w:val="ListParagraph"/>
-        <w:numPr>
-          <w:ilvl w:val="0"/>
-          <w:numId w:val="5"/>
-        </w:numPr>
-        <w:spacing w:after="70" w:line="270"/>
-      </w:pPr>
-      <w:r>
-        <w:rPr>
-          <w:b/>
-          <w:bCs/>
-          <w:sz w:val="21"/>
-          <w:szCs w:val="21"/>
-        </w:rPr>
-        <w:t xml:space="preserve">Most tackles won</w:t>
-      </w:r>
-      <w:r>
-        <w:rPr>
-          <w:sz w:val="21"/>
-          <w:szCs w:val="21"/>
-        </w:rPr>
-        <w:t xml:space="preserve"> — turnovers forced specifically by tackling</w:t>
-      </w:r>
-    </w:p>
-    <w:p>
-      <w:pPr>
-        <w:spacing w:after="120" w:line="280"/>
-      </w:pPr>
-      <w:r>
-        <w:rPr>
-          <w:sz w:val="21"/>
-          <w:szCs w:val="21"/>
-        </w:rPr>
-        <w:t xml:space="preserve">Below the leaders are two further reports:</w:t>
-      </w:r>
-    </w:p>
-    <w:p>
-      <w:pPr>
-        <w:pStyle w:val="ListParagraph"/>
-        <w:numPr>
-          <w:ilvl w:val="0"/>
-          <w:numId w:val="5"/>
-        </w:numPr>
-        <w:spacing w:after="70" w:line="270"/>
-      </w:pPr>
-      <w:r>
-        <w:rPr>
-          <w:b/>
-          <w:bCs/>
-          <w:sz w:val="21"/>
-          <w:szCs w:val="21"/>
-        </w:rPr>
-        <w:t xml:space="preserve">Finishing</w:t>
-      </w:r>
-      <w:r>
-        <w:rPr>
-          <w:sz w:val="21"/>
-          <w:szCs w:val="21"/>
-        </w:rPr>
-        <w:t xml:space="preserve"> — who scores more than their chances were worth, comparing each player’s return against the quality of the shots they actually took</w:t>
-      </w:r>
-    </w:p>
-    <w:p>
-      <w:pPr>
-        <w:pStyle w:val="ListParagraph"/>
-        <w:numPr>
-          <w:ilvl w:val="0"/>
-          <w:numId w:val="5"/>
-        </w:numPr>
-        <w:spacing w:after="70" w:line="270"/>
-      </w:pPr>
-      <w:r>
-        <w:rPr>
-          <w:b/>
-          <w:bCs/>
-          <w:sz w:val="21"/>
-          <w:szCs w:val="21"/>
-        </w:rPr>
-        <w:t xml:space="preserve">Substitution impact</w:t>
-      </w:r>
-      <w:r>
-        <w:rPr>
-          <w:sz w:val="21"/>
-          <w:szCs w:val="21"/>
-        </w:rPr>
-        <w:t xml:space="preserve"> — the team’s scoring rate in the ten minutes either side of each change, how often it improved, and total scoring from players brought on</w:t>
+          <w:sz w:val="21"/>
+          <w:szCs w:val="21"/>
+        </w:rPr>
+        <w:t xml:space="preserve">Sharing never slows recording — if the connection drops, the match keeps recording locally and catches up.</w:t>
       </w:r>
     </w:p>
     <w:p>
@@ -5016,7 +4861,381 @@
           <w:sz w:val="20"/>
           <w:szCs w:val="20"/>
         </w:rPr>
-        <w:t xml:space="preserve">Both need a reasonable sample before they appear, and the substitution report says plainly that it is a hint rather than a verdict.</w:t>
+        <w:t xml:space="preserve">Anyone with the code can view while the match is live. That is fine for a club game, but it is not private in a strong sense — avoid putting anything sensitive in match notes while sharing.</w:t>
+      </w:r>
+    </w:p>
+    <w:p>
+      <w:r>
+        <w:br w:type="page"/>
+      </w:r>
+    </w:p>
+    <w:p>
+      <w:pPr>
+        <w:pStyle w:val="Heading1"/>
+        <w:spacing w:after="160" w:before="320"/>
+      </w:pPr>
+      <w:r>
+        <w:t xml:space="preserve">9. Clubs and Sharing</w:t>
+      </w:r>
+    </w:p>
+    <w:p>
+      <w:pPr>
+        <w:spacing w:after="120" w:line="280"/>
+      </w:pPr>
+      <w:r>
+        <w:rPr>
+          <w:sz w:val="21"/>
+          <w:szCs w:val="21"/>
+        </w:rPr>
+        <w:t xml:space="preserve">Coach Stats works for an individual coach or for a whole club.</w:t>
+      </w:r>
+    </w:p>
+    <w:p>
+      <w:pPr>
+        <w:pStyle w:val="Heading2"/>
+        <w:spacing w:after="120" w:before="260"/>
+      </w:pPr>
+      <w:r>
+        <w:t xml:space="preserve">Setting up a club</w:t>
+      </w:r>
+    </w:p>
+    <w:p>
+      <w:pPr>
+        <w:pStyle w:val="ListParagraph"/>
+        <w:numPr>
+          <w:ilvl w:val="0"/>
+          <w:numId w:val="9"/>
+        </w:numPr>
+        <w:spacing w:after="70" w:line="270"/>
+      </w:pPr>
+      <w:r>
+        <w:rPr>
+          <w:sz w:val="21"/>
+          <w:szCs w:val="21"/>
+        </w:rPr>
+        <w:t xml:space="preserve">Tap the 🏟 button in the top bar.</w:t>
+      </w:r>
+    </w:p>
+    <w:p>
+      <w:pPr>
+        <w:pStyle w:val="ListParagraph"/>
+        <w:numPr>
+          <w:ilvl w:val="0"/>
+          <w:numId w:val="9"/>
+        </w:numPr>
+        <w:spacing w:after="70" w:line="270"/>
+      </w:pPr>
+      <w:r>
+        <w:rPr>
+          <w:sz w:val="21"/>
+          <w:szCs w:val="21"/>
+        </w:rPr>
+        <w:t xml:space="preserve">Choose Create Club, enter the club name and county, and confirm. You become the club administrator.</w:t>
+      </w:r>
+    </w:p>
+    <w:p>
+      <w:pPr>
+        <w:pStyle w:val="ListParagraph"/>
+        <w:numPr>
+          <w:ilvl w:val="0"/>
+          <w:numId w:val="9"/>
+        </w:numPr>
+        <w:spacing w:after="70" w:line="270"/>
+      </w:pPr>
+      <w:r>
+        <w:rPr>
+          <w:sz w:val="21"/>
+          <w:szCs w:val="21"/>
+        </w:rPr>
+        <w:t xml:space="preserve">Share the invite code with your other coaches.</w:t>
+      </w:r>
+    </w:p>
+    <w:p>
+      <w:pPr>
+        <w:pStyle w:val="Heading2"/>
+        <w:spacing w:after="120" w:before="260"/>
+      </w:pPr>
+      <w:r>
+        <w:t xml:space="preserve">Joining a club</w:t>
+      </w:r>
+    </w:p>
+    <w:p>
+      <w:pPr>
+        <w:spacing w:after="120" w:line="280"/>
+      </w:pPr>
+      <w:r>
+        <w:rPr>
+          <w:sz w:val="21"/>
+          <w:szCs w:val="21"/>
+        </w:rPr>
+        <w:t xml:space="preserve">Tap 🏟, choose Join Club and enter the invite code you were given.</w:t>
+      </w:r>
+    </w:p>
+    <w:p>
+      <w:pPr>
+        <w:pStyle w:val="Heading2"/>
+        <w:spacing w:after="120" w:before="260"/>
+      </w:pPr>
+      <w:r>
+        <w:t xml:space="preserve">Club reports</w:t>
+      </w:r>
+    </w:p>
+    <w:p>
+      <w:pPr>
+        <w:spacing w:after="120" w:line="280"/>
+      </w:pPr>
+      <w:r>
+        <w:rPr>
+          <w:sz w:val="21"/>
+          <w:szCs w:val="21"/>
+        </w:rPr>
+        <w:t xml:space="preserve">Tap the club button in the top bar, then Reports. The top of that tab ranks players by squad — with more than one squad on the go, a row of pills lets you narrow the view to just one, or leave it on All Squads to see every leaderboard stacked:</w:t>
+      </w:r>
+    </w:p>
+    <w:p>
+      <w:pPr>
+        <w:pStyle w:val="ListParagraph"/>
+        <w:numPr>
+          <w:ilvl w:val="0"/>
+          <w:numId w:val="5"/>
+        </w:numPr>
+        <w:spacing w:after="70" w:line="270"/>
+      </w:pPr>
+      <w:r>
+        <w:rPr>
+          <w:b/>
+          <w:bCs/>
+          <w:sz w:val="21"/>
+          <w:szCs w:val="21"/>
+        </w:rPr>
+        <w:t xml:space="preserve">Top scorers</w:t>
+      </w:r>
+      <w:r>
+        <w:rPr>
+          <w:sz w:val="21"/>
+          <w:szCs w:val="21"/>
+        </w:rPr>
+        <w:t xml:space="preserve"> — total scored across saved matches</w:t>
+      </w:r>
+    </w:p>
+    <w:p>
+      <w:pPr>
+        <w:pStyle w:val="ListParagraph"/>
+        <w:numPr>
+          <w:ilvl w:val="0"/>
+          <w:numId w:val="5"/>
+        </w:numPr>
+        <w:spacing w:after="70" w:line="270"/>
+      </w:pPr>
+      <w:r>
+        <w:rPr>
+          <w:b/>
+          <w:bCs/>
+          <w:sz w:val="21"/>
+          <w:szCs w:val="21"/>
+        </w:rPr>
+        <w:t xml:space="preserve">Scoring per match</w:t>
+      </w:r>
+      <w:r>
+        <w:rPr>
+          <w:sz w:val="21"/>
+          <w:szCs w:val="21"/>
+        </w:rPr>
+        <w:t xml:space="preserve"> — for players with at least two matches, so one good day does not top the list</w:t>
+      </w:r>
+    </w:p>
+    <w:p>
+      <w:pPr>
+        <w:pStyle w:val="ListParagraph"/>
+        <w:numPr>
+          <w:ilvl w:val="0"/>
+          <w:numId w:val="5"/>
+        </w:numPr>
+        <w:spacing w:after="70" w:line="270"/>
+      </w:pPr>
+      <w:r>
+        <w:rPr>
+          <w:b/>
+          <w:bCs/>
+          <w:sz w:val="21"/>
+          <w:szCs w:val="21"/>
+        </w:rPr>
+        <w:t xml:space="preserve">Most accurate</w:t>
+      </w:r>
+      <w:r>
+        <w:rPr>
+          <w:sz w:val="21"/>
+          <w:szCs w:val="21"/>
+        </w:rPr>
+        <w:t xml:space="preserve"> — conversion rate, for players with at least five shots</w:t>
+      </w:r>
+    </w:p>
+    <w:p>
+      <w:pPr>
+        <w:pStyle w:val="ListParagraph"/>
+        <w:numPr>
+          <w:ilvl w:val="0"/>
+          <w:numId w:val="5"/>
+        </w:numPr>
+        <w:spacing w:after="70" w:line="270"/>
+      </w:pPr>
+      <w:r>
+        <w:rPr>
+          <w:b/>
+          <w:bCs/>
+          <w:sz w:val="21"/>
+          <w:szCs w:val="21"/>
+        </w:rPr>
+        <w:t xml:space="preserve">Free-taking</w:t>
+      </w:r>
+      <w:r>
+        <w:rPr>
+          <w:sz w:val="21"/>
+          <w:szCs w:val="21"/>
+        </w:rPr>
+        <w:t xml:space="preserve"> — conversion from frees, for players with at least three</w:t>
+      </w:r>
+    </w:p>
+    <w:p>
+      <w:pPr>
+        <w:pStyle w:val="ListParagraph"/>
+        <w:numPr>
+          <w:ilvl w:val="0"/>
+          <w:numId w:val="5"/>
+        </w:numPr>
+        <w:spacing w:after="70" w:line="270"/>
+      </w:pPr>
+      <w:r>
+        <w:rPr>
+          <w:b/>
+          <w:bCs/>
+          <w:sz w:val="21"/>
+          <w:szCs w:val="21"/>
+        </w:rPr>
+        <w:t xml:space="preserve">Most ball won</w:t>
+      </w:r>
+      <w:r>
+        <w:rPr>
+          <w:sz w:val="21"/>
+          <w:szCs w:val="21"/>
+        </w:rPr>
+        <w:t xml:space="preserve"> — work rate off the ball</w:t>
+      </w:r>
+    </w:p>
+    <w:p>
+      <w:pPr>
+        <w:pStyle w:val="ListParagraph"/>
+        <w:numPr>
+          <w:ilvl w:val="0"/>
+          <w:numId w:val="5"/>
+        </w:numPr>
+        <w:spacing w:after="70" w:line="270"/>
+      </w:pPr>
+      <w:r>
+        <w:rPr>
+          <w:b/>
+          <w:bCs/>
+          <w:sz w:val="21"/>
+          <w:szCs w:val="21"/>
+        </w:rPr>
+        <w:t xml:space="preserve">Most blocks</w:t>
+      </w:r>
+      <w:r>
+        <w:rPr>
+          <w:sz w:val="21"/>
+          <w:szCs w:val="21"/>
+        </w:rPr>
+        <w:t xml:space="preserve"> — shots stopped at the other end</w:t>
+      </w:r>
+    </w:p>
+    <w:p>
+      <w:pPr>
+        <w:pStyle w:val="ListParagraph"/>
+        <w:numPr>
+          <w:ilvl w:val="0"/>
+          <w:numId w:val="5"/>
+        </w:numPr>
+        <w:spacing w:after="70" w:line="270"/>
+      </w:pPr>
+      <w:r>
+        <w:rPr>
+          <w:b/>
+          <w:bCs/>
+          <w:sz w:val="21"/>
+          <w:szCs w:val="21"/>
+        </w:rPr>
+        <w:t xml:space="preserve">Most tackles won</w:t>
+      </w:r>
+      <w:r>
+        <w:rPr>
+          <w:sz w:val="21"/>
+          <w:szCs w:val="21"/>
+        </w:rPr>
+        <w:t xml:space="preserve"> — turnovers forced specifically by tackling</w:t>
+      </w:r>
+    </w:p>
+    <w:p>
+      <w:pPr>
+        <w:spacing w:after="120" w:line="280"/>
+      </w:pPr>
+      <w:r>
+        <w:rPr>
+          <w:sz w:val="21"/>
+          <w:szCs w:val="21"/>
+        </w:rPr>
+        <w:t xml:space="preserve">Below the leaders are two further reports:</w:t>
+      </w:r>
+    </w:p>
+    <w:p>
+      <w:pPr>
+        <w:pStyle w:val="ListParagraph"/>
+        <w:numPr>
+          <w:ilvl w:val="0"/>
+          <w:numId w:val="5"/>
+        </w:numPr>
+        <w:spacing w:after="70" w:line="270"/>
+      </w:pPr>
+      <w:r>
+        <w:rPr>
+          <w:b/>
+          <w:bCs/>
+          <w:sz w:val="21"/>
+          <w:szCs w:val="21"/>
+        </w:rPr>
+        <w:t xml:space="preserve">Finishing</w:t>
+      </w:r>
+      <w:r>
+        <w:rPr>
+          <w:sz w:val="21"/>
+          <w:szCs w:val="21"/>
+        </w:rPr>
+        <w:t xml:space="preserve"> — who scores more than their chances were worth, comparing each player’s return against the quality of the shots they actually took</w:t>
+      </w:r>
+    </w:p>
+    <w:p>
+      <w:pPr>
+        <w:pStyle w:val="ListParagraph"/>
+        <w:numPr>
+          <w:ilvl w:val="0"/>
+          <w:numId w:val="5"/>
+        </w:numPr>
+        <w:spacing w:after="70" w:line="270"/>
+      </w:pPr>
+      <w:r>
+        <w:rPr>
+          <w:b/>
+          <w:bCs/>
+          <w:sz w:val="21"/>
+          <w:szCs w:val="21"/>
+        </w:rPr>
+        <w:t xml:space="preserve">Substitution impact</w:t>
+      </w:r>
+      <w:r>
+        <w:rPr>
+          <w:sz w:val="21"/>
+          <w:szCs w:val="21"/>
+        </w:rPr>
+        <w:t xml:space="preserve"> — the team’s scoring rate in the ten minutes either side of each change, how often it improved, and total scoring from players brought on</w:t>
       </w:r>
     </w:p>
     <w:p>
@@ -5035,6 +5254,25 @@
           <w:sz w:val="20"/>
           <w:szCs w:val="20"/>
         </w:rPr>
+        <w:t xml:space="preserve">Both need a reasonable sample before they appear, and the substitution report says plainly that it is a hint rather than a verdict.</w:t>
+      </w:r>
+    </w:p>
+    <w:p>
+      <w:pPr>
+        <w:pBdr>
+          <w:left w:val="single" w:color="126E32" w:sz="14" w:space="10"/>
+        </w:pBdr>
+        <w:spacing w:after="150" w:before="100" w:line="280"/>
+        <w:ind w:left="259"/>
+      </w:pPr>
+      <w:r>
+        <w:rPr>
+          <w:i/>
+          <w:iCs/>
+          <w:color w:val="444444"/>
+          <w:sz w:val="20"/>
+          <w:szCs w:val="20"/>
+        </w:rPr>
         <w:t xml:space="preserve">These come from saved matches only, grouped by the squad the match was recorded for. Matches saved before this feature existed appear under "Unassigned".</w:t>
       </w:r>
     </w:p>
@@ -5070,7 +5308,249 @@
         <w:spacing w:after="160" w:before="320"/>
       </w:pPr>
       <w:r>
-        <w:t xml:space="preserve">10. Practical Tips</w:t>
+        <w:t xml:space="preserve">10. Tactics Board</w:t>
+      </w:r>
+    </w:p>
+    <w:p>
+      <w:pPr>
+        <w:spacing w:after="120" w:line="280"/>
+      </w:pPr>
+      <w:r>
+        <w:rPr>
+          <w:sz w:val="21"/>
+          <w:szCs w:val="21"/>
+        </w:rPr>
+        <w:t xml:space="preserve">Tap the 🎯 button in the top bar, next to Club. Build kickout options, attacking shapes and defensive setups on a proper GAA pitch, then show the team with a clean, tool-free presentation view.</w:t>
+      </w:r>
+    </w:p>
+    <w:p>
+      <w:pPr>
+        <w:pStyle w:val="Heading2"/>
+        <w:spacing w:after="120" w:before="260"/>
+      </w:pPr>
+      <w:r>
+        <w:t xml:space="preserve">Categories and the library</w:t>
+      </w:r>
+    </w:p>
+    <w:p>
+      <w:pPr>
+        <w:spacing w:after="120" w:line="280"/>
+      </w:pPr>
+      <w:r>
+        <w:rPr>
+          <w:sz w:val="21"/>
+          <w:szCs w:val="21"/>
+        </w:rPr>
+        <w:t xml:space="preserve">Tactics are organised into six categories along the top: Kickouts, Attacking, Defending, Set Pieces, Free Kicks and Sideline Balls. Each category has its own library of saved tactics — tap + New Tactic to build one, or tap an existing card to reopen it.</w:t>
+      </w:r>
+    </w:p>
+    <w:p>
+      <w:pPr>
+        <w:pStyle w:val="Heading2"/>
+        <w:spacing w:after="120" w:before="260"/>
+      </w:pPr>
+      <w:r>
+        <w:t xml:space="preserve">Building a tactic</w:t>
+      </w:r>
+    </w:p>
+    <w:p>
+      <w:pPr>
+        <w:pStyle w:val="ListParagraph"/>
+        <w:numPr>
+          <w:ilvl w:val="0"/>
+          <w:numId w:val="5"/>
+        </w:numPr>
+        <w:spacing w:after="70" w:line="270"/>
+      </w:pPr>
+      <w:r>
+        <w:rPr>
+          <w:b/>
+          <w:bCs/>
+          <w:sz w:val="21"/>
+          <w:szCs w:val="21"/>
+        </w:rPr>
+        <w:t xml:space="preserve">Move</w:t>
+      </w:r>
+      <w:r>
+        <w:rPr>
+          <w:sz w:val="21"/>
+          <w:szCs w:val="21"/>
+        </w:rPr>
+        <w:t xml:space="preserve"> — drag any player marker to a new spot on the pitch. My Team is green, the Opposition is grey.</w:t>
+      </w:r>
+    </w:p>
+    <w:p>
+      <w:pPr>
+        <w:pStyle w:val="ListParagraph"/>
+        <w:numPr>
+          <w:ilvl w:val="0"/>
+          <w:numId w:val="5"/>
+        </w:numPr>
+        <w:spacing w:after="70" w:line="270"/>
+      </w:pPr>
+      <w:r>
+        <w:rPr>
+          <w:b/>
+          <w:bCs/>
+          <w:sz w:val="21"/>
+          <w:szCs w:val="21"/>
+        </w:rPr>
+        <w:t xml:space="preserve">Run, Pass, Kick</w:t>
+      </w:r>
+      <w:r>
+        <w:rPr>
+          <w:sz w:val="21"/>
+          <w:szCs w:val="21"/>
+        </w:rPr>
+        <w:t xml:space="preserve"> — each needs two taps: a start point, then an end point. The three draw as different coloured, differently styled lines, matching the legend under the pitch.</w:t>
+      </w:r>
+    </w:p>
+    <w:p>
+      <w:pPr>
+        <w:pStyle w:val="ListParagraph"/>
+        <w:numPr>
+          <w:ilvl w:val="0"/>
+          <w:numId w:val="5"/>
+        </w:numPr>
+        <w:spacing w:after="70" w:line="270"/>
+      </w:pPr>
+      <w:r>
+        <w:rPr>
+          <w:b/>
+          <w:bCs/>
+          <w:sz w:val="21"/>
+          <w:szCs w:val="21"/>
+        </w:rPr>
+        <w:t xml:space="preserve">Note</w:t>
+      </w:r>
+      <w:r>
+        <w:rPr>
+          <w:sz w:val="21"/>
+          <w:szCs w:val="21"/>
+        </w:rPr>
+        <w:t xml:space="preserve"> — tap the pitch to drop a coaching note at that spot.</w:t>
+      </w:r>
+    </w:p>
+    <w:p>
+      <w:pPr>
+        <w:pStyle w:val="ListParagraph"/>
+        <w:numPr>
+          <w:ilvl w:val="0"/>
+          <w:numId w:val="5"/>
+        </w:numPr>
+        <w:spacing w:after="70" w:line="270"/>
+      </w:pPr>
+      <w:r>
+        <w:rPr>
+          <w:b/>
+          <w:bCs/>
+          <w:sz w:val="21"/>
+          <w:szCs w:val="21"/>
+        </w:rPr>
+        <w:t xml:space="preserve">Erase</w:t>
+      </w:r>
+      <w:r>
+        <w:rPr>
+          <w:sz w:val="21"/>
+          <w:szCs w:val="21"/>
+        </w:rPr>
+        <w:t xml:space="preserve"> — tap any arrow or note to remove it.</w:t>
+      </w:r>
+    </w:p>
+    <w:p>
+      <w:pPr>
+        <w:pStyle w:val="Heading2"/>
+        <w:spacing w:after="120" w:before="260"/>
+      </w:pPr>
+      <w:r>
+        <w:t xml:space="preserve">Undo, redo and saving</w:t>
+      </w:r>
+    </w:p>
+    <w:p>
+      <w:pPr>
+        <w:spacing w:after="120" w:line="280"/>
+      </w:pPr>
+      <w:r>
+        <w:rPr>
+          <w:sz w:val="21"/>
+          <w:szCs w:val="21"/>
+        </w:rPr>
+        <w:t xml:space="preserve">Every drag, arrow, note and erase can be undone, up to 50 steps back — the Undo and Redo buttons sit above the tool row. Name the tactic and tap Save Tactic when you're happy with it; reopening it later restores the exact positions, arrows and notes you left it with.</w:t>
+      </w:r>
+    </w:p>
+    <w:p>
+      <w:pPr>
+        <w:pStyle w:val="Heading2"/>
+        <w:spacing w:after="120" w:before="260"/>
+      </w:pPr>
+      <w:r>
+        <w:t xml:space="preserve">Presentation Mode</w:t>
+      </w:r>
+    </w:p>
+    <w:p>
+      <w:pPr>
+        <w:spacing w:after="120" w:line="280"/>
+      </w:pPr>
+      <w:r>
+        <w:rPr>
+          <w:sz w:val="21"/>
+          <w:szCs w:val="21"/>
+        </w:rPr>
+        <w:t xml:space="preserve">Tap ▶ Present, either from inside a tactic you're editing or directly from a library card. Every tool, button and menu disappears — just the pitch, the players, and animated arrows, so there's nothing to tap by accident while you're talking the team through it. A single ✕ in the corner gets you back out.</w:t>
+      </w:r>
+    </w:p>
+    <w:p>
+      <w:pPr>
+        <w:pBdr>
+          <w:left w:val="single" w:color="126E32" w:sz="14" w:space="10"/>
+        </w:pBdr>
+        <w:spacing w:after="150" w:before="100" w:line="280"/>
+        <w:ind w:left="259"/>
+      </w:pPr>
+      <w:r>
+        <w:rPr>
+          <w:i/>
+          <w:iCs/>
+          <w:color w:val="444444"/>
+          <w:sz w:val="20"/>
+          <w:szCs w:val="20"/>
+        </w:rPr>
+        <w:t xml:space="preserve">Presenting from inside the editor shows the board exactly as it currently sits on screen, including any changes you haven't saved yet.</w:t>
+      </w:r>
+    </w:p>
+    <w:p>
+      <w:pPr>
+        <w:pStyle w:val="Heading2"/>
+        <w:spacing w:after="120" w:before="260"/>
+      </w:pPr>
+      <w:r>
+        <w:t xml:space="preserve">Sharing and exporting</w:t>
+      </w:r>
+    </w:p>
+    <w:p>
+      <w:pPr>
+        <w:spacing w:after="120" w:line="280"/>
+      </w:pPr>
+      <w:r>
+        <w:rPr>
+          <w:sz w:val="21"/>
+          <w:szCs w:val="21"/>
+        </w:rPr>
+        <w:t xml:space="preserve">📤 Share turns the whole board into an image and hands it to your device's share sheet — WhatsApp, Messages, Save to Photos, whatever you've got. 🖨️ PDF opens a printable page with the tactic name, your notes, and the pitch diagram, the same pattern as the Match and Trial reports. Both are available from inside the editor and directly from a library card.</w:t>
+      </w:r>
+    </w:p>
+    <w:p>
+      <w:r>
+        <w:br w:type="page"/>
+      </w:r>
+    </w:p>
+    <w:p>
+      <w:pPr>
+        <w:pStyle w:val="Heading1"/>
+        <w:spacing w:after="160" w:before="320"/>
+      </w:pPr>
+      <w:r>
+        <w:t xml:space="preserve">11. Practical Tips</w:t>
       </w:r>
     </w:p>
     <w:p>
